--- a/golden/uart/docs/word/20-UART 收发器软件版本说明.docx
+++ b/golden/uart/docs/word/20-UART 收发器软件版本说明.docx
@@ -45,7 +45,7 @@
             <w:r/>
             <w:r>
               <w:rPr>
-                <w:rFonts w:ascii="FangSong_GB2312" w:hAnsi="FangSong_GB2312" w:eastAsia="FangSong_GB2312" w:cs="FangSong_GB2312"/>
+                <w:rFonts w:ascii="Songti SC" w:hAnsi="Songti SC" w:eastAsia="Songti SC" w:cs="Songti SC"/>
                 <w:b/>
                 <w:sz w:val="18"/>
               </w:rPr>
@@ -72,7 +72,7 @@
             <w:r/>
             <w:r>
               <w:rPr>
-                <w:rFonts w:ascii="FangSong_GB2312" w:hAnsi="FangSong_GB2312" w:eastAsia="FangSong_GB2312" w:cs="FangSong_GB2312"/>
+                <w:rFonts w:ascii="Songti SC" w:hAnsi="Songti SC" w:eastAsia="Songti SC" w:cs="Songti SC"/>
                 <w:b/>
                 <w:sz w:val="18"/>
               </w:rPr>
@@ -100,7 +100,7 @@
             <w:r/>
             <w:r>
               <w:rPr>
-                <w:rFonts w:ascii="FangSong_GB2312" w:hAnsi="FangSong_GB2312" w:eastAsia="FangSong_GB2312" w:cs="FangSong_GB2312"/>
+                <w:rFonts w:ascii="Songti SC" w:hAnsi="Songti SC" w:eastAsia="Songti SC" w:cs="Songti SC"/>
                 <w:b w:val="0"/>
                 <w:sz w:val="18"/>
               </w:rPr>
@@ -126,11 +126,11 @@
             <w:r/>
             <w:r>
               <w:rPr>
-                <w:rFonts w:ascii="FangSong_GB2312" w:hAnsi="FangSong_GB2312" w:eastAsia="FangSong_GB2312" w:cs="FangSong_GB2312"/>
+                <w:rFonts w:ascii="Songti SC" w:hAnsi="Songti SC" w:eastAsia="Songti SC" w:cs="Songti SC"/>
                 <w:b w:val="0"/>
                 <w:sz w:val="18"/>
               </w:rPr>
-              <w:t>UART-DOC-020 / v2.3 candidate</w:t>
+              <w:t>UART-DOC-020 / v2.5 candidate</w:t>
             </w:r>
           </w:p>
         </w:tc>
@@ -154,7 +154,7 @@
             <w:r/>
             <w:r>
               <w:rPr>
-                <w:rFonts w:ascii="FangSong_GB2312" w:hAnsi="FangSong_GB2312" w:eastAsia="FangSong_GB2312" w:cs="FangSong_GB2312"/>
+                <w:rFonts w:ascii="Songti SC" w:hAnsi="Songti SC" w:eastAsia="Songti SC" w:cs="Songti SC"/>
                 <w:b w:val="0"/>
                 <w:sz w:val="18"/>
               </w:rPr>
@@ -180,7 +180,7 @@
             <w:r/>
             <w:r>
               <w:rPr>
-                <w:rFonts w:ascii="FangSong_GB2312" w:hAnsi="FangSong_GB2312" w:eastAsia="FangSong_GB2312" w:cs="FangSong_GB2312"/>
+                <w:rFonts w:ascii="Songti SC" w:hAnsi="Songti SC" w:eastAsia="Songti SC" w:cs="Songti SC"/>
                 <w:b w:val="0"/>
                 <w:sz w:val="18"/>
               </w:rPr>
@@ -208,7 +208,7 @@
             <w:r/>
             <w:r>
               <w:rPr>
-                <w:rFonts w:ascii="FangSong_GB2312" w:hAnsi="FangSong_GB2312" w:eastAsia="FangSong_GB2312" w:cs="FangSong_GB2312"/>
+                <w:rFonts w:ascii="Songti SC" w:hAnsi="Songti SC" w:eastAsia="Songti SC" w:cs="Songti SC"/>
                 <w:b w:val="0"/>
                 <w:sz w:val="18"/>
               </w:rPr>
@@ -234,11 +234,11 @@
             <w:r/>
             <w:r>
               <w:rPr>
-                <w:rFonts w:ascii="FangSong_GB2312" w:hAnsi="FangSong_GB2312" w:eastAsia="FangSong_GB2312" w:cs="FangSong_GB2312"/>
+                <w:rFonts w:ascii="Songti SC" w:hAnsi="Songti SC" w:eastAsia="Songti SC" w:cs="Songti SC"/>
                 <w:b w:val="0"/>
                 <w:sz w:val="18"/>
               </w:rPr>
-              <w:t>2026-08-27</w:t>
+              <w:t>2026-08-28</w:t>
             </w:r>
           </w:p>
         </w:tc>
@@ -262,7 +262,7 @@
             <w:r/>
             <w:r>
               <w:rPr>
-                <w:rFonts w:ascii="FangSong_GB2312" w:hAnsi="FangSong_GB2312" w:eastAsia="FangSong_GB2312" w:cs="FangSong_GB2312"/>
+                <w:rFonts w:ascii="Songti SC" w:hAnsi="Songti SC" w:eastAsia="Songti SC" w:cs="Songti SC"/>
                 <w:b w:val="0"/>
                 <w:sz w:val="18"/>
               </w:rPr>
@@ -288,7 +288,7 @@
             <w:r/>
             <w:r>
               <w:rPr>
-                <w:rFonts w:ascii="FangSong_GB2312" w:hAnsi="FangSong_GB2312" w:eastAsia="FangSong_GB2312" w:cs="FangSong_GB2312"/>
+                <w:rFonts w:ascii="Songti SC" w:hAnsi="Songti SC" w:eastAsia="Songti SC" w:cs="Songti SC"/>
                 <w:b w:val="0"/>
                 <w:sz w:val="18"/>
               </w:rPr>
@@ -316,7 +316,7 @@
             <w:r/>
             <w:r>
               <w:rPr>
-                <w:rFonts w:ascii="FangSong_GB2312" w:hAnsi="FangSong_GB2312" w:eastAsia="FangSong_GB2312" w:cs="FangSong_GB2312"/>
+                <w:rFonts w:ascii="Songti SC" w:hAnsi="Songti SC" w:eastAsia="Songti SC" w:cs="Songti SC"/>
                 <w:b w:val="0"/>
                 <w:sz w:val="18"/>
               </w:rPr>
@@ -342,7 +342,7 @@
             <w:r/>
             <w:r>
               <w:rPr>
-                <w:rFonts w:ascii="FangSong_GB2312" w:hAnsi="FangSong_GB2312" w:eastAsia="FangSong_GB2312" w:cs="FangSong_GB2312"/>
+                <w:rFonts w:ascii="Songti SC" w:hAnsi="Songti SC" w:eastAsia="Songti SC" w:cs="Songti SC"/>
                 <w:b w:val="0"/>
                 <w:sz w:val="18"/>
               </w:rPr>
@@ -370,7 +370,7 @@
             <w:r/>
             <w:r>
               <w:rPr>
-                <w:rFonts w:ascii="FangSong_GB2312" w:hAnsi="FangSong_GB2312" w:eastAsia="FangSong_GB2312" w:cs="FangSong_GB2312"/>
+                <w:rFonts w:ascii="Songti SC" w:hAnsi="Songti SC" w:eastAsia="Songti SC" w:cs="Songti SC"/>
                 <w:b w:val="0"/>
                 <w:sz w:val="18"/>
               </w:rPr>
@@ -396,7 +396,7 @@
             <w:r/>
             <w:r>
               <w:rPr>
-                <w:rFonts w:ascii="FangSong_GB2312" w:hAnsi="FangSong_GB2312" w:eastAsia="FangSong_GB2312" w:cs="FangSong_GB2312"/>
+                <w:rFonts w:ascii="Songti SC" w:hAnsi="Songti SC" w:eastAsia="Songti SC" w:cs="Songti SC"/>
                 <w:b w:val="0"/>
                 <w:sz w:val="18"/>
               </w:rPr>
@@ -424,7 +424,7 @@
             <w:r/>
             <w:r>
               <w:rPr>
-                <w:rFonts w:ascii="FangSong_GB2312" w:hAnsi="FangSong_GB2312" w:eastAsia="FangSong_GB2312" w:cs="FangSong_GB2312"/>
+                <w:rFonts w:ascii="Songti SC" w:hAnsi="Songti SC" w:eastAsia="Songti SC" w:cs="Songti SC"/>
                 <w:b w:val="0"/>
                 <w:sz w:val="18"/>
               </w:rPr>
@@ -450,7 +450,7 @@
             <w:r/>
             <w:r>
               <w:rPr>
-                <w:rFonts w:ascii="FangSong_GB2312" w:hAnsi="FangSong_GB2312" w:eastAsia="FangSong_GB2312" w:cs="FangSong_GB2312"/>
+                <w:rFonts w:ascii="Songti SC" w:hAnsi="Songti SC" w:eastAsia="Songti SC" w:cs="Songti SC"/>
                 <w:b w:val="0"/>
                 <w:sz w:val="18"/>
               </w:rPr>
@@ -478,7 +478,7 @@
             <w:r/>
             <w:r>
               <w:rPr>
-                <w:rFonts w:ascii="FangSong_GB2312" w:hAnsi="FangSong_GB2312" w:eastAsia="FangSong_GB2312" w:cs="FangSong_GB2312"/>
+                <w:rFonts w:ascii="Songti SC" w:hAnsi="Songti SC" w:eastAsia="Songti SC" w:cs="Songti SC"/>
                 <w:b w:val="0"/>
                 <w:sz w:val="18"/>
               </w:rPr>
@@ -504,7 +504,7 @@
             <w:r/>
             <w:r>
               <w:rPr>
-                <w:rFonts w:ascii="FangSong_GB2312" w:hAnsi="FangSong_GB2312" w:eastAsia="FangSong_GB2312" w:cs="FangSong_GB2312"/>
+                <w:rFonts w:ascii="Songti SC" w:hAnsi="Songti SC" w:eastAsia="Songti SC" w:cs="Songti SC"/>
                 <w:b w:val="0"/>
                 <w:sz w:val="18"/>
               </w:rPr>
@@ -569,7 +569,7 @@
             <w:r/>
             <w:r>
               <w:rPr>
-                <w:rFonts w:ascii="FangSong_GB2312" w:hAnsi="FangSong_GB2312" w:eastAsia="FangSong_GB2312" w:cs="FangSong_GB2312"/>
+                <w:rFonts w:ascii="Songti SC" w:hAnsi="Songti SC" w:eastAsia="Songti SC" w:cs="Songti SC"/>
                 <w:b/>
                 <w:sz w:val="18"/>
               </w:rPr>
@@ -596,7 +596,7 @@
             <w:r/>
             <w:r>
               <w:rPr>
-                <w:rFonts w:ascii="FangSong_GB2312" w:hAnsi="FangSong_GB2312" w:eastAsia="FangSong_GB2312" w:cs="FangSong_GB2312"/>
+                <w:rFonts w:ascii="Songti SC" w:hAnsi="Songti SC" w:eastAsia="Songti SC" w:cs="Songti SC"/>
                 <w:b/>
                 <w:sz w:val="18"/>
               </w:rPr>
@@ -623,7 +623,7 @@
             <w:r/>
             <w:r>
               <w:rPr>
-                <w:rFonts w:ascii="FangSong_GB2312" w:hAnsi="FangSong_GB2312" w:eastAsia="FangSong_GB2312" w:cs="FangSong_GB2312"/>
+                <w:rFonts w:ascii="Songti SC" w:hAnsi="Songti SC" w:eastAsia="Songti SC" w:cs="Songti SC"/>
                 <w:b/>
                 <w:sz w:val="18"/>
               </w:rPr>
@@ -650,7 +650,7 @@
             <w:r/>
             <w:r>
               <w:rPr>
-                <w:rFonts w:ascii="FangSong_GB2312" w:hAnsi="FangSong_GB2312" w:eastAsia="FangSong_GB2312" w:cs="FangSong_GB2312"/>
+                <w:rFonts w:ascii="Songti SC" w:hAnsi="Songti SC" w:eastAsia="Songti SC" w:cs="Songti SC"/>
                 <w:b/>
                 <w:sz w:val="18"/>
               </w:rPr>
@@ -678,11 +678,11 @@
             <w:r/>
             <w:r>
               <w:rPr>
-                <w:rFonts w:ascii="FangSong_GB2312" w:hAnsi="FangSong_GB2312" w:eastAsia="FangSong_GB2312" w:cs="FangSong_GB2312"/>
+                <w:rFonts w:ascii="Songti SC" w:hAnsi="Songti SC" w:eastAsia="Songti SC" w:cs="Songti SC"/>
                 <w:b w:val="0"/>
                 <w:sz w:val="18"/>
               </w:rPr>
-              <w:t>v2.3 candidate</w:t>
+              <w:t>v2.5 candidate</w:t>
             </w:r>
           </w:p>
         </w:tc>
@@ -704,11 +704,11 @@
             <w:r/>
             <w:r>
               <w:rPr>
-                <w:rFonts w:ascii="FangSong_GB2312" w:hAnsi="FangSong_GB2312" w:eastAsia="FangSong_GB2312" w:cs="FangSong_GB2312"/>
+                <w:rFonts w:ascii="Songti SC" w:hAnsi="Songti SC" w:eastAsia="Songti SC" w:cs="Songti SC"/>
                 <w:b w:val="0"/>
                 <w:sz w:val="18"/>
               </w:rPr>
-              <w:t>2026-08-27</w:t>
+              <w:t>2026-08-28</w:t>
             </w:r>
           </w:p>
         </w:tc>
@@ -730,7 +730,7 @@
             <w:r/>
             <w:r>
               <w:rPr>
-                <w:rFonts w:ascii="FangSong_GB2312" w:hAnsi="FangSong_GB2312" w:eastAsia="FangSong_GB2312" w:cs="FangSong_GB2312"/>
+                <w:rFonts w:ascii="Songti SC" w:hAnsi="Songti SC" w:eastAsia="Songti SC" w:cs="Songti SC"/>
                 <w:b w:val="0"/>
                 <w:sz w:val="18"/>
               </w:rPr>
@@ -756,7 +756,7 @@
             <w:r/>
             <w:r>
               <w:rPr>
-                <w:rFonts w:ascii="FangSong_GB2312" w:hAnsi="FangSong_GB2312" w:eastAsia="FangSong_GB2312" w:cs="FangSong_GB2312"/>
+                <w:rFonts w:ascii="Songti SC" w:hAnsi="Songti SC" w:eastAsia="Songti SC" w:cs="Songti SC"/>
                 <w:b w:val="0"/>
                 <w:sz w:val="18"/>
               </w:rPr>
@@ -794,7 +794,7 @@
       </w:pPr>
       <w:r>
         <w:rPr>
-          <w:rFonts w:ascii="FangSong_GB2312" w:hAnsi="FangSong_GB2312" w:eastAsia="FangSong_GB2312" w:cs="FangSong_GB2312"/>
+          <w:rFonts w:ascii="Songti SC" w:hAnsi="Songti SC" w:eastAsia="Songti SC" w:cs="Songti SC"/>
           <w:b w:val="0"/>
           <w:sz w:val="22"/>
         </w:rPr>
@@ -811,7 +811,7 @@
       </w:pPr>
       <w:r>
         <w:rPr>
-          <w:rFonts w:ascii="FangSong_GB2312" w:hAnsi="FangSong_GB2312" w:eastAsia="FangSong_GB2312" w:cs="FangSong_GB2312"/>
+          <w:rFonts w:ascii="Songti SC" w:hAnsi="Songti SC" w:eastAsia="Songti SC" w:cs="Songti SC"/>
           <w:b w:val="0"/>
           <w:sz w:val="22"/>
         </w:rPr>
@@ -828,7 +828,7 @@
       </w:pPr>
       <w:r>
         <w:rPr>
-          <w:rFonts w:ascii="FangSong_GB2312" w:hAnsi="FangSong_GB2312" w:eastAsia="FangSong_GB2312" w:cs="FangSong_GB2312"/>
+          <w:rFonts w:ascii="Songti SC" w:hAnsi="Songti SC" w:eastAsia="Songti SC" w:cs="Songti SC"/>
           <w:b w:val="0"/>
           <w:sz w:val="22"/>
         </w:rPr>
@@ -845,7 +845,7 @@
       </w:pPr>
       <w:r>
         <w:rPr>
-          <w:rFonts w:ascii="FangSong_GB2312" w:hAnsi="FangSong_GB2312" w:eastAsia="FangSong_GB2312" w:cs="FangSong_GB2312"/>
+          <w:rFonts w:ascii="Songti SC" w:hAnsi="Songti SC" w:eastAsia="Songti SC" w:cs="Songti SC"/>
           <w:b w:val="0"/>
           <w:sz w:val="22"/>
         </w:rPr>
@@ -871,7 +871,7 @@
       </w:pPr>
       <w:r>
         <w:rPr>
-          <w:rFonts w:ascii="FangSong_GB2312" w:hAnsi="FangSong_GB2312" w:eastAsia="FangSong_GB2312" w:cs="FangSong_GB2312"/>
+          <w:rFonts w:ascii="Songti SC" w:hAnsi="Songti SC" w:eastAsia="Songti SC" w:cs="Songti SC"/>
           <w:b w:val="0"/>
           <w:sz w:val="22"/>
         </w:rPr>
@@ -922,7 +922,7 @@
             <w:r/>
             <w:r>
               <w:rPr>
-                <w:rFonts w:ascii="FangSong_GB2312" w:hAnsi="FangSong_GB2312" w:eastAsia="FangSong_GB2312" w:cs="FangSong_GB2312"/>
+                <w:rFonts w:ascii="Songti SC" w:hAnsi="Songti SC" w:eastAsia="Songti SC" w:cs="Songti SC"/>
                 <w:b/>
                 <w:sz w:val="18"/>
               </w:rPr>
@@ -949,7 +949,7 @@
             <w:r/>
             <w:r>
               <w:rPr>
-                <w:rFonts w:ascii="FangSong_GB2312" w:hAnsi="FangSong_GB2312" w:eastAsia="FangSong_GB2312" w:cs="FangSong_GB2312"/>
+                <w:rFonts w:ascii="Songti SC" w:hAnsi="Songti SC" w:eastAsia="Songti SC" w:cs="Songti SC"/>
                 <w:b/>
                 <w:sz w:val="18"/>
               </w:rPr>
@@ -976,7 +976,7 @@
             <w:r/>
             <w:r>
               <w:rPr>
-                <w:rFonts w:ascii="FangSong_GB2312" w:hAnsi="FangSong_GB2312" w:eastAsia="FangSong_GB2312" w:cs="FangSong_GB2312"/>
+                <w:rFonts w:ascii="Songti SC" w:hAnsi="Songti SC" w:eastAsia="Songti SC" w:cs="Songti SC"/>
                 <w:b/>
                 <w:sz w:val="18"/>
               </w:rPr>
@@ -1004,7 +1004,247 @@
             <w:r/>
             <w:r>
               <w:rPr>
-                <w:rFonts w:ascii="FangSong_GB2312" w:hAnsi="FangSong_GB2312" w:eastAsia="FangSong_GB2312" w:cs="FangSong_GB2312"/>
+                <w:rFonts w:ascii="Songti SC" w:hAnsi="Songti SC" w:eastAsia="Songti SC" w:cs="Songti SC"/>
+                <w:b w:val="0"/>
+                <w:sz w:val="18"/>
+              </w:rPr>
+              <w:t>GB/T 11457-2006</w:t>
+            </w:r>
+          </w:p>
+        </w:tc>
+        <w:tc>
+          <w:tcPr>
+            <w:tcW w:type="dxa" w:w="3610"/>
+            <w:vAlign w:val="center"/>
+            <w:tcMar>
+              <w:top w:w="80" w:type="dxa"/>
+              <w:start w:w="120" w:type="dxa"/>
+              <w:bottom w:w="80" w:type="dxa"/>
+              <w:end w:w="120" w:type="dxa"/>
+            </w:tcMar>
+          </w:tcPr>
+          <w:p>
+            <w:pPr>
+              <w:spacing w:after="0"/>
+            </w:pPr>
+            <w:r/>
+            <w:r>
+              <w:rPr>
+                <w:rFonts w:ascii="Songti SC" w:hAnsi="Songti SC" w:eastAsia="Songti SC" w:cs="Songti SC"/>
+                <w:b w:val="0"/>
+                <w:sz w:val="18"/>
+              </w:rPr>
+              <w:t>软件工程术语</w:t>
+            </w:r>
+          </w:p>
+        </w:tc>
+        <w:tc>
+          <w:tcPr>
+            <w:tcW w:type="dxa" w:w="3610"/>
+            <w:vAlign w:val="center"/>
+            <w:tcMar>
+              <w:top w:w="80" w:type="dxa"/>
+              <w:start w:w="120" w:type="dxa"/>
+              <w:bottom w:w="80" w:type="dxa"/>
+              <w:end w:w="120" w:type="dxa"/>
+            </w:tcMar>
+          </w:tcPr>
+          <w:p>
+            <w:pPr>
+              <w:spacing w:after="0"/>
+            </w:pPr>
+            <w:r/>
+            <w:r>
+              <w:rPr>
+                <w:rFonts w:ascii="Songti SC" w:hAnsi="Songti SC" w:eastAsia="Songti SC" w:cs="Songti SC"/>
+                <w:b w:val="0"/>
+                <w:sz w:val="18"/>
+              </w:rPr>
+              <w:t>国家标准全文公开系统原始 PDF；受控性待审核</w:t>
+            </w:r>
+          </w:p>
+        </w:tc>
+      </w:tr>
+      <w:tr>
+        <w:tc>
+          <w:tcPr>
+            <w:tcW w:type="dxa" w:w="1805"/>
+            <w:vAlign w:val="center"/>
+            <w:tcMar>
+              <w:top w:w="80" w:type="dxa"/>
+              <w:start w:w="120" w:type="dxa"/>
+              <w:bottom w:w="80" w:type="dxa"/>
+              <w:end w:w="120" w:type="dxa"/>
+            </w:tcMar>
+          </w:tcPr>
+          <w:p>
+            <w:pPr>
+              <w:spacing w:after="0"/>
+            </w:pPr>
+            <w:r/>
+            <w:r>
+              <w:rPr>
+                <w:rFonts w:ascii="Songti SC" w:hAnsi="Songti SC" w:eastAsia="Songti SC" w:cs="Songti SC"/>
+                <w:b w:val="0"/>
+                <w:sz w:val="18"/>
+              </w:rPr>
+              <w:t>GJB 2786A-2009</w:t>
+            </w:r>
+          </w:p>
+        </w:tc>
+        <w:tc>
+          <w:tcPr>
+            <w:tcW w:type="dxa" w:w="3610"/>
+            <w:vAlign w:val="center"/>
+            <w:tcMar>
+              <w:top w:w="80" w:type="dxa"/>
+              <w:start w:w="120" w:type="dxa"/>
+              <w:bottom w:w="80" w:type="dxa"/>
+              <w:end w:w="120" w:type="dxa"/>
+            </w:tcMar>
+          </w:tcPr>
+          <w:p>
+            <w:pPr>
+              <w:spacing w:after="0"/>
+            </w:pPr>
+            <w:r/>
+            <w:r>
+              <w:rPr>
+                <w:rFonts w:ascii="Songti SC" w:hAnsi="Songti SC" w:eastAsia="Songti SC" w:cs="Songti SC"/>
+                <w:b w:val="0"/>
+                <w:sz w:val="18"/>
+              </w:rPr>
+              <w:t>军用软件开发通用要求</w:t>
+            </w:r>
+          </w:p>
+        </w:tc>
+        <w:tc>
+          <w:tcPr>
+            <w:tcW w:type="dxa" w:w="3610"/>
+            <w:vAlign w:val="center"/>
+            <w:tcMar>
+              <w:top w:w="80" w:type="dxa"/>
+              <w:start w:w="120" w:type="dxa"/>
+              <w:bottom w:w="80" w:type="dxa"/>
+              <w:end w:w="120" w:type="dxa"/>
+            </w:tcMar>
+          </w:tcPr>
+          <w:p>
+            <w:pPr>
+              <w:spacing w:after="0"/>
+            </w:pPr>
+            <w:r/>
+            <w:r>
+              <w:rPr>
+                <w:rFonts w:ascii="Songti SC" w:hAnsi="Songti SC" w:eastAsia="Songti SC" w:cs="Songti SC"/>
+                <w:b w:val="0"/>
+                <w:sz w:val="18"/>
+              </w:rPr>
+              <w:t>仓库完整重建件及用户副本交叉核对；受控性待审核</w:t>
+            </w:r>
+          </w:p>
+        </w:tc>
+      </w:tr>
+      <w:tr>
+        <w:tc>
+          <w:tcPr>
+            <w:tcW w:type="dxa" w:w="1805"/>
+            <w:vAlign w:val="center"/>
+            <w:tcMar>
+              <w:top w:w="80" w:type="dxa"/>
+              <w:start w:w="120" w:type="dxa"/>
+              <w:bottom w:w="80" w:type="dxa"/>
+              <w:end w:w="120" w:type="dxa"/>
+            </w:tcMar>
+          </w:tcPr>
+          <w:p>
+            <w:pPr>
+              <w:spacing w:after="0"/>
+            </w:pPr>
+            <w:r/>
+            <w:r>
+              <w:rPr>
+                <w:rFonts w:ascii="Songti SC" w:hAnsi="Songti SC" w:eastAsia="Songti SC" w:cs="Songti SC"/>
+                <w:b w:val="0"/>
+                <w:sz w:val="18"/>
+              </w:rPr>
+              <w:t>GJB 5235-2004</w:t>
+            </w:r>
+          </w:p>
+        </w:tc>
+        <w:tc>
+          <w:tcPr>
+            <w:tcW w:type="dxa" w:w="3610"/>
+            <w:vAlign w:val="center"/>
+            <w:tcMar>
+              <w:top w:w="80" w:type="dxa"/>
+              <w:start w:w="120" w:type="dxa"/>
+              <w:bottom w:w="80" w:type="dxa"/>
+              <w:end w:w="120" w:type="dxa"/>
+            </w:tcMar>
+          </w:tcPr>
+          <w:p>
+            <w:pPr>
+              <w:spacing w:after="0"/>
+            </w:pPr>
+            <w:r/>
+            <w:r>
+              <w:rPr>
+                <w:rFonts w:ascii="Songti SC" w:hAnsi="Songti SC" w:eastAsia="Songti SC" w:cs="Songti SC"/>
+                <w:b w:val="0"/>
+                <w:sz w:val="18"/>
+              </w:rPr>
+              <w:t>军用软件配置管理</w:t>
+            </w:r>
+          </w:p>
+        </w:tc>
+        <w:tc>
+          <w:tcPr>
+            <w:tcW w:type="dxa" w:w="3610"/>
+            <w:vAlign w:val="center"/>
+            <w:tcMar>
+              <w:top w:w="80" w:type="dxa"/>
+              <w:start w:w="120" w:type="dxa"/>
+              <w:bottom w:w="80" w:type="dxa"/>
+              <w:end w:w="120" w:type="dxa"/>
+            </w:tcMar>
+          </w:tcPr>
+          <w:p>
+            <w:pPr>
+              <w:spacing w:after="0"/>
+            </w:pPr>
+            <w:r/>
+            <w:r>
+              <w:rPr>
+                <w:rFonts w:ascii="Songti SC" w:hAnsi="Songti SC" w:eastAsia="Songti SC" w:cs="Songti SC"/>
+                <w:b w:val="0"/>
+                <w:sz w:val="18"/>
+              </w:rPr>
+              <w:t>仓库完整重建件及用户副本交叉核对；受控性待审核</w:t>
+            </w:r>
+          </w:p>
+        </w:tc>
+      </w:tr>
+      <w:tr>
+        <w:tc>
+          <w:tcPr>
+            <w:tcW w:type="dxa" w:w="1805"/>
+            <w:vAlign w:val="center"/>
+            <w:tcMar>
+              <w:top w:w="80" w:type="dxa"/>
+              <w:start w:w="120" w:type="dxa"/>
+              <w:bottom w:w="80" w:type="dxa"/>
+              <w:end w:w="120" w:type="dxa"/>
+            </w:tcMar>
+          </w:tcPr>
+          <w:p>
+            <w:pPr>
+              <w:spacing w:after="0"/>
+            </w:pPr>
+            <w:r/>
+            <w:r>
+              <w:rPr>
+                <w:rFonts w:ascii="Songti SC" w:hAnsi="Songti SC" w:eastAsia="Songti SC" w:cs="Songti SC"/>
                 <w:b w:val="0"/>
                 <w:sz w:val="18"/>
               </w:rPr>
@@ -1030,7 +1270,7 @@
             <w:r/>
             <w:r>
               <w:rPr>
-                <w:rFonts w:ascii="FangSong_GB2312" w:hAnsi="FangSong_GB2312" w:eastAsia="FangSong_GB2312" w:cs="FangSong_GB2312"/>
+                <w:rFonts w:ascii="Songti SC" w:hAnsi="Songti SC" w:eastAsia="Songti SC" w:cs="Songti SC"/>
                 <w:b w:val="0"/>
                 <w:sz w:val="18"/>
               </w:rPr>
@@ -1056,7 +1296,7 @@
             <w:r/>
             <w:r>
               <w:rPr>
-                <w:rFonts w:ascii="FangSong_GB2312" w:hAnsi="FangSong_GB2312" w:eastAsia="FangSong_GB2312" w:cs="FangSong_GB2312"/>
+                <w:rFonts w:ascii="Songti SC" w:hAnsi="Songti SC" w:eastAsia="Songti SC" w:cs="Songti SC"/>
                 <w:b w:val="0"/>
                 <w:sz w:val="18"/>
               </w:rPr>
@@ -1084,7 +1324,7 @@
             <w:r/>
             <w:r>
               <w:rPr>
-                <w:rFonts w:ascii="FangSong_GB2312" w:hAnsi="FangSong_GB2312" w:eastAsia="FangSong_GB2312" w:cs="FangSong_GB2312"/>
+                <w:rFonts w:ascii="Songti SC" w:hAnsi="Songti SC" w:eastAsia="Songti SC" w:cs="Songti SC"/>
                 <w:b w:val="0"/>
                 <w:sz w:val="18"/>
               </w:rPr>
@@ -1110,7 +1350,7 @@
             <w:r/>
             <w:r>
               <w:rPr>
-                <w:rFonts w:ascii="FangSong_GB2312" w:hAnsi="FangSong_GB2312" w:eastAsia="FangSong_GB2312" w:cs="FangSong_GB2312"/>
+                <w:rFonts w:ascii="Songti SC" w:hAnsi="Songti SC" w:eastAsia="Songti SC" w:cs="Songti SC"/>
                 <w:b w:val="0"/>
                 <w:sz w:val="18"/>
               </w:rPr>
@@ -1136,7 +1376,7 @@
             <w:r/>
             <w:r>
               <w:rPr>
-                <w:rFonts w:ascii="FangSong_GB2312" w:hAnsi="FangSong_GB2312" w:eastAsia="FangSong_GB2312" w:cs="FangSong_GB2312"/>
+                <w:rFonts w:ascii="Songti SC" w:hAnsi="Songti SC" w:eastAsia="Songti SC" w:cs="Songti SC"/>
                 <w:b w:val="0"/>
                 <w:sz w:val="18"/>
               </w:rPr>
@@ -1164,7 +1404,7 @@
             <w:r/>
             <w:r>
               <w:rPr>
-                <w:rFonts w:ascii="FangSong_GB2312" w:hAnsi="FangSong_GB2312" w:eastAsia="FangSong_GB2312" w:cs="FangSong_GB2312"/>
+                <w:rFonts w:ascii="Songti SC" w:hAnsi="Songti SC" w:eastAsia="Songti SC" w:cs="Songti SC"/>
                 <w:b w:val="0"/>
                 <w:sz w:val="18"/>
               </w:rPr>
@@ -1190,7 +1430,7 @@
             <w:r/>
             <w:r>
               <w:rPr>
-                <w:rFonts w:ascii="FangSong_GB2312" w:hAnsi="FangSong_GB2312" w:eastAsia="FangSong_GB2312" w:cs="FangSong_GB2312"/>
+                <w:rFonts w:ascii="Songti SC" w:hAnsi="Songti SC" w:eastAsia="Songti SC" w:cs="Songti SC"/>
                 <w:b w:val="0"/>
                 <w:sz w:val="18"/>
               </w:rPr>
@@ -1216,7 +1456,7 @@
             <w:r/>
             <w:r>
               <w:rPr>
-                <w:rFonts w:ascii="FangSong_GB2312" w:hAnsi="FangSong_GB2312" w:eastAsia="FangSong_GB2312" w:cs="FangSong_GB2312"/>
+                <w:rFonts w:ascii="Songti SC" w:hAnsi="Songti SC" w:eastAsia="Songti SC" w:cs="Songti SC"/>
                 <w:b w:val="0"/>
                 <w:sz w:val="18"/>
               </w:rPr>
@@ -1244,7 +1484,7 @@
             <w:r/>
             <w:r>
               <w:rPr>
-                <w:rFonts w:ascii="FangSong_GB2312" w:hAnsi="FangSong_GB2312" w:eastAsia="FangSong_GB2312" w:cs="FangSong_GB2312"/>
+                <w:rFonts w:ascii="Songti SC" w:hAnsi="Songti SC" w:eastAsia="Songti SC" w:cs="Songti SC"/>
                 <w:b w:val="0"/>
                 <w:sz w:val="18"/>
               </w:rPr>
@@ -1270,7 +1510,7 @@
             <w:r/>
             <w:r>
               <w:rPr>
-                <w:rFonts w:ascii="FangSong_GB2312" w:hAnsi="FangSong_GB2312" w:eastAsia="FangSong_GB2312" w:cs="FangSong_GB2312"/>
+                <w:rFonts w:ascii="Songti SC" w:hAnsi="Songti SC" w:eastAsia="Songti SC" w:cs="Songti SC"/>
                 <w:b w:val="0"/>
                 <w:sz w:val="18"/>
               </w:rPr>
@@ -1296,7 +1536,7 @@
             <w:r/>
             <w:r>
               <w:rPr>
-                <w:rFonts w:ascii="FangSong_GB2312" w:hAnsi="FangSong_GB2312" w:eastAsia="FangSong_GB2312" w:cs="FangSong_GB2312"/>
+                <w:rFonts w:ascii="Songti SC" w:hAnsi="Songti SC" w:eastAsia="Songti SC" w:cs="Songti SC"/>
                 <w:b w:val="0"/>
                 <w:sz w:val="18"/>
               </w:rPr>
@@ -1324,7 +1564,87 @@
             <w:r/>
             <w:r>
               <w:rPr>
-                <w:rFonts w:ascii="FangSong_GB2312" w:hAnsi="FangSong_GB2312" w:eastAsia="FangSong_GB2312" w:cs="FangSong_GB2312"/>
+                <w:rFonts w:ascii="Songti SC" w:hAnsi="Songti SC" w:eastAsia="Songti SC" w:cs="Songti SC"/>
+                <w:b w:val="0"/>
+                <w:sz w:val="18"/>
+              </w:rPr>
+              <w:t>GB/T 8566-2022</w:t>
+            </w:r>
+          </w:p>
+        </w:tc>
+        <w:tc>
+          <w:tcPr>
+            <w:tcW w:type="dxa" w:w="3610"/>
+            <w:vAlign w:val="center"/>
+            <w:tcMar>
+              <w:top w:w="80" w:type="dxa"/>
+              <w:start w:w="120" w:type="dxa"/>
+              <w:bottom w:w="80" w:type="dxa"/>
+              <w:end w:w="120" w:type="dxa"/>
+            </w:tcMar>
+          </w:tcPr>
+          <w:p>
+            <w:pPr>
+              <w:spacing w:after="0"/>
+            </w:pPr>
+            <w:r/>
+            <w:r>
+              <w:rPr>
+                <w:rFonts w:ascii="Songti SC" w:hAnsi="Songti SC" w:eastAsia="Songti SC" w:cs="Songti SC"/>
+                <w:b w:val="0"/>
+                <w:sz w:val="18"/>
+              </w:rPr>
+              <w:t>系统与软件工程 软件生存周期过程</w:t>
+            </w:r>
+          </w:p>
+        </w:tc>
+        <w:tc>
+          <w:tcPr>
+            <w:tcW w:type="dxa" w:w="3610"/>
+            <w:vAlign w:val="center"/>
+            <w:tcMar>
+              <w:top w:w="80" w:type="dxa"/>
+              <w:start w:w="120" w:type="dxa"/>
+              <w:bottom w:w="80" w:type="dxa"/>
+              <w:end w:w="120" w:type="dxa"/>
+            </w:tcMar>
+          </w:tcPr>
+          <w:p>
+            <w:pPr>
+              <w:spacing w:after="0"/>
+            </w:pPr>
+            <w:r/>
+            <w:r>
+              <w:rPr>
+                <w:rFonts w:ascii="Songti SC" w:hAnsi="Songti SC" w:eastAsia="Songti SC" w:cs="Songti SC"/>
+                <w:b w:val="0"/>
+                <w:sz w:val="18"/>
+              </w:rPr>
+              <w:t>用户已定位原文；仓库尚未同步、哈希和版本复核</w:t>
+            </w:r>
+          </w:p>
+        </w:tc>
+      </w:tr>
+      <w:tr>
+        <w:tc>
+          <w:tcPr>
+            <w:tcW w:type="dxa" w:w="1805"/>
+            <w:vAlign w:val="center"/>
+            <w:tcMar>
+              <w:top w:w="80" w:type="dxa"/>
+              <w:start w:w="120" w:type="dxa"/>
+              <w:bottom w:w="80" w:type="dxa"/>
+              <w:end w:w="120" w:type="dxa"/>
+            </w:tcMar>
+          </w:tcPr>
+          <w:p>
+            <w:pPr>
+              <w:spacing w:after="0"/>
+            </w:pPr>
+            <w:r/>
+            <w:r>
+              <w:rPr>
+                <w:rFonts w:ascii="Songti SC" w:hAnsi="Songti SC" w:eastAsia="Songti SC" w:cs="Songti SC"/>
                 <w:b w:val="0"/>
                 <w:sz w:val="18"/>
               </w:rPr>
@@ -1350,7 +1670,7 @@
             <w:r/>
             <w:r>
               <w:rPr>
-                <w:rFonts w:ascii="FangSong_GB2312" w:hAnsi="FangSong_GB2312" w:eastAsia="FangSong_GB2312" w:cs="FangSong_GB2312"/>
+                <w:rFonts w:ascii="Songti SC" w:hAnsi="Songti SC" w:eastAsia="Songti SC" w:cs="Songti SC"/>
                 <w:b w:val="0"/>
                 <w:sz w:val="18"/>
               </w:rPr>
@@ -1376,11 +1696,11 @@
             <w:r/>
             <w:r>
               <w:rPr>
-                <w:rFonts w:ascii="FangSong_GB2312" w:hAnsi="FangSong_GB2312" w:eastAsia="FangSong_GB2312" w:cs="FangSong_GB2312"/>
+                <w:rFonts w:ascii="Songti SC" w:hAnsi="Songti SC" w:eastAsia="Songti SC" w:cs="Songti SC"/>
                 <w:b w:val="0"/>
                 <w:sz w:val="18"/>
               </w:rPr>
-              <w:t>v2.3 candidate</w:t>
+              <w:t>v2.5 candidate</w:t>
             </w:r>
           </w:p>
         </w:tc>
@@ -1434,7 +1754,7 @@
             <w:r/>
             <w:r>
               <w:rPr>
-                <w:rFonts w:ascii="FangSong_GB2312" w:hAnsi="FangSong_GB2312" w:eastAsia="FangSong_GB2312" w:cs="FangSong_GB2312"/>
+                <w:rFonts w:ascii="Songti SC" w:hAnsi="Songti SC" w:eastAsia="Songti SC" w:cs="Songti SC"/>
                 <w:b/>
                 <w:sz w:val="18"/>
               </w:rPr>
@@ -1461,7 +1781,7 @@
             <w:r/>
             <w:r>
               <w:rPr>
-                <w:rFonts w:ascii="FangSong_GB2312" w:hAnsi="FangSong_GB2312" w:eastAsia="FangSong_GB2312" w:cs="FangSong_GB2312"/>
+                <w:rFonts w:ascii="Songti SC" w:hAnsi="Songti SC" w:eastAsia="Songti SC" w:cs="Songti SC"/>
                 <w:b/>
                 <w:sz w:val="18"/>
               </w:rPr>
@@ -1489,7 +1809,7 @@
             <w:r/>
             <w:r>
               <w:rPr>
-                <w:rFonts w:ascii="FangSong_GB2312" w:hAnsi="FangSong_GB2312" w:eastAsia="FangSong_GB2312" w:cs="FangSong_GB2312"/>
+                <w:rFonts w:ascii="Songti SC" w:hAnsi="Songti SC" w:eastAsia="Songti SC" w:cs="Songti SC"/>
                 <w:b w:val="0"/>
                 <w:sz w:val="18"/>
               </w:rPr>
@@ -1515,11 +1835,11 @@
             <w:r/>
             <w:r>
               <w:rPr>
-                <w:rFonts w:ascii="FangSong_GB2312" w:hAnsi="FangSong_GB2312" w:eastAsia="FangSong_GB2312" w:cs="FangSong_GB2312"/>
+                <w:rFonts w:ascii="Songti SC" w:hAnsi="Songti SC" w:eastAsia="Songti SC" w:cs="Songti SC"/>
                 <w:b w:val="0"/>
                 <w:sz w:val="18"/>
               </w:rPr>
-              <w:t>v2.3 candidate</w:t>
+              <w:t>v2.5 candidate</w:t>
             </w:r>
           </w:p>
         </w:tc>
@@ -1543,7 +1863,7 @@
             <w:r/>
             <w:r>
               <w:rPr>
-                <w:rFonts w:ascii="FangSong_GB2312" w:hAnsi="FangSong_GB2312" w:eastAsia="FangSong_GB2312" w:cs="FangSong_GB2312"/>
+                <w:rFonts w:ascii="Songti SC" w:hAnsi="Songti SC" w:eastAsia="Songti SC" w:cs="Songti SC"/>
                 <w:b w:val="0"/>
                 <w:sz w:val="18"/>
               </w:rPr>
@@ -1569,7 +1889,7 @@
             <w:r/>
             <w:r>
               <w:rPr>
-                <w:rFonts w:ascii="FangSong_GB2312" w:hAnsi="FangSong_GB2312" w:eastAsia="FangSong_GB2312" w:cs="FangSong_GB2312"/>
+                <w:rFonts w:ascii="Songti SC" w:hAnsi="Songti SC" w:eastAsia="Songti SC" w:cs="Songti SC"/>
                 <w:b w:val="0"/>
                 <w:sz w:val="18"/>
               </w:rPr>
@@ -1597,7 +1917,7 @@
             <w:r/>
             <w:r>
               <w:rPr>
-                <w:rFonts w:ascii="FangSong_GB2312" w:hAnsi="FangSong_GB2312" w:eastAsia="FangSong_GB2312" w:cs="FangSong_GB2312"/>
+                <w:rFonts w:ascii="Songti SC" w:hAnsi="Songti SC" w:eastAsia="Songti SC" w:cs="Songti SC"/>
                 <w:b w:val="0"/>
                 <w:sz w:val="18"/>
               </w:rPr>
@@ -1623,11 +1943,11 @@
             <w:r/>
             <w:r>
               <w:rPr>
-                <w:rFonts w:ascii="FangSong_GB2312" w:hAnsi="FangSong_GB2312" w:eastAsia="FangSong_GB2312" w:cs="FangSong_GB2312"/>
+                <w:rFonts w:ascii="Songti SC" w:hAnsi="Songti SC" w:eastAsia="Songti SC" w:cs="Songti SC"/>
                 <w:b w:val="0"/>
                 <w:sz w:val="18"/>
               </w:rPr>
-              <w:t>RTL/TB/XDC/文档/证据索引</w:t>
+              <w:t>RTL/TB/XDC/文档/VC709 预码流证据索引</w:t>
             </w:r>
           </w:p>
         </w:tc>
@@ -1651,7 +1971,7 @@
             <w:r/>
             <w:r>
               <w:rPr>
-                <w:rFonts w:ascii="FangSong_GB2312" w:hAnsi="FangSong_GB2312" w:eastAsia="FangSong_GB2312" w:cs="FangSong_GB2312"/>
+                <w:rFonts w:ascii="Songti SC" w:hAnsi="Songti SC" w:eastAsia="Songti SC" w:cs="Songti SC"/>
                 <w:b w:val="0"/>
                 <w:sz w:val="18"/>
               </w:rPr>
@@ -1677,11 +1997,28 @@
             <w:r/>
             <w:r>
               <w:rPr>
-                <w:rFonts w:ascii="FangSong_GB2312" w:hAnsi="FangSong_GB2312" w:eastAsia="FangSong_GB2312" w:cs="FangSong_GB2312"/>
+                <w:rFonts w:ascii="Songti SC" w:hAnsi="Songti SC" w:eastAsia="Songti SC" w:cs="Songti SC"/>
                 <w:b w:val="0"/>
                 <w:sz w:val="18"/>
               </w:rPr>
-              <w:t>目标转为 XC7VX690T；增加 115200 回归、全角色和中等保证策略；补齐 Word 文档结构</w:t>
+              <w:t>固定 VC709/</w:t>
+            </w:r>
+            <w:r>
+              <w:rPr>
+                <w:rFonts w:ascii="Courier New" w:hAnsi="Courier New" w:eastAsia="Courier New" w:cs="Courier New"/>
+                <w:b w:val="0"/>
+                <w:color w:val="1F3A5F"/>
+                <w:sz w:val="17"/>
+              </w:rPr>
+              <w:t>xc7vx690tffg1761-2</w:t>
+            </w:r>
+            <w:r>
+              <w:rPr>
+                <w:rFonts w:ascii="Songti SC" w:hAnsi="Songti SC" w:eastAsia="Songti SC" w:cs="Songti SC"/>
+                <w:b w:val="0"/>
+                <w:sz w:val="18"/>
+              </w:rPr>
+              <w:t>；增加板级包装、115200 XSim、综合和预码流实现证据；补齐 Word 文档</w:t>
             </w:r>
           </w:p>
         </w:tc>
@@ -1705,7 +2042,7 @@
             <w:r/>
             <w:r>
               <w:rPr>
-                <w:rFonts w:ascii="FangSong_GB2312" w:hAnsi="FangSong_GB2312" w:eastAsia="FangSong_GB2312" w:cs="FangSong_GB2312"/>
+                <w:rFonts w:ascii="Songti SC" w:hAnsi="Songti SC" w:eastAsia="Songti SC" w:cs="Songti SC"/>
                 <w:b w:val="0"/>
                 <w:sz w:val="18"/>
               </w:rPr>
@@ -1731,11 +2068,11 @@
             <w:r/>
             <w:r>
               <w:rPr>
-                <w:rFonts w:ascii="FangSong_GB2312" w:hAnsi="FangSong_GB2312" w:eastAsia="FangSong_GB2312" w:cs="FangSong_GB2312"/>
+                <w:rFonts w:ascii="Songti SC" w:hAnsi="Songti SC" w:eastAsia="Songti SC" w:cs="Songti SC"/>
                 <w:b w:val="0"/>
                 <w:sz w:val="18"/>
               </w:rPr>
-              <w:t>690T part 未在 Connector 验证；板级材料缺失；无产品基线/bitstream/板测</w:t>
+              <w:t>无实物板卡修订确认/覆盖/独立验证/产品基线/bitstream/板测；XTP213/Master XDC 已入库交叉核对</w:t>
             </w:r>
           </w:p>
         </w:tc>
@@ -1759,7 +2096,7 @@
             <w:r/>
             <w:r>
               <w:rPr>
-                <w:rFonts w:ascii="FangSong_GB2312" w:hAnsi="FangSong_GB2312" w:eastAsia="FangSong_GB2312" w:cs="FangSong_GB2312"/>
+                <w:rFonts w:ascii="Songti SC" w:hAnsi="Songti SC" w:eastAsia="Songti SC" w:cs="Songti SC"/>
                 <w:b w:val="0"/>
                 <w:sz w:val="18"/>
               </w:rPr>
@@ -1785,7 +2122,7 @@
             <w:r/>
             <w:r>
               <w:rPr>
-                <w:rFonts w:ascii="FangSong_GB2312" w:hAnsi="FangSong_GB2312" w:eastAsia="FangSong_GB2312" w:cs="FangSong_GB2312"/>
+                <w:rFonts w:ascii="Songti SC" w:hAnsi="Songti SC" w:eastAsia="Songti SC" w:cs="Songti SC"/>
                 <w:b w:val="0"/>
                 <w:sz w:val="18"/>
               </w:rPr>
@@ -1806,7 +2143,7 @@
       </w:pPr>
       <w:r>
         <w:rPr>
-          <w:rFonts w:ascii="FangSong_GB2312" w:hAnsi="FangSong_GB2312" w:eastAsia="FangSong_GB2312" w:cs="FangSong_GB2312"/>
+          <w:rFonts w:ascii="Songti SC" w:hAnsi="Songti SC" w:eastAsia="Songti SC" w:cs="Songti SC"/>
           <w:b w:val="0"/>
           <w:sz w:val="22"/>
         </w:rPr>
@@ -1827,7 +2164,7 @@
       </w:pPr>
       <w:r>
         <w:rPr>
-          <w:rFonts w:ascii="FangSong_GB2312" w:hAnsi="FangSong_GB2312" w:eastAsia="FangSong_GB2312" w:cs="FangSong_GB2312"/>
+          <w:rFonts w:ascii="Songti SC" w:hAnsi="Songti SC" w:eastAsia="Songti SC" w:cs="Songti SC"/>
           <w:b w:val="0"/>
           <w:sz w:val="22"/>
         </w:rPr>
@@ -1848,7 +2185,7 @@
       </w:pPr>
       <w:r>
         <w:rPr>
-          <w:rFonts w:ascii="FangSong_GB2312" w:hAnsi="FangSong_GB2312" w:eastAsia="FangSong_GB2312" w:cs="FangSong_GB2312"/>
+          <w:rFonts w:ascii="Songti SC" w:hAnsi="Songti SC" w:eastAsia="Songti SC" w:cs="Songti SC"/>
           <w:b w:val="0"/>
           <w:sz w:val="22"/>
         </w:rPr>
@@ -1876,7 +2213,7 @@
     </w:pPr>
     <w:r>
       <w:rPr>
-        <w:rFonts w:ascii="FangSong_GB2312" w:hAnsi="FangSong_GB2312" w:eastAsia="FangSong_GB2312" w:cs="FangSong_GB2312"/>
+        <w:rFonts w:ascii="Songti SC" w:hAnsi="Songti SC" w:eastAsia="Songti SC" w:cs="Songti SC"/>
         <w:color w:val="666666"/>
         <w:sz w:val="18"/>
       </w:rPr>
@@ -1887,7 +2224,7 @@
     </w:r>
     <w:r>
       <w:rPr>
-        <w:rFonts w:ascii="FangSong_GB2312" w:hAnsi="FangSong_GB2312" w:eastAsia="FangSong_GB2312" w:cs="FangSong_GB2312"/>
+        <w:rFonts w:ascii="Songti SC" w:hAnsi="Songti SC" w:eastAsia="Songti SC" w:cs="Songti SC"/>
         <w:color w:val="666666"/>
         <w:sz w:val="18"/>
       </w:rPr>
@@ -1906,7 +2243,7 @@
     </w:pPr>
     <w:r>
       <w:rPr>
-        <w:rFonts w:ascii="FangSong_GB2312" w:hAnsi="FangSong_GB2312" w:eastAsia="FangSong_GB2312" w:cs="FangSong_GB2312"/>
+        <w:rFonts w:ascii="Songti SC" w:hAnsi="Songti SC" w:eastAsia="Songti SC" w:cs="Songti SC"/>
         <w:color w:val="666666"/>
         <w:sz w:val="17"/>
       </w:rPr>
@@ -2321,7 +2658,7 @@
       <w:spacing w:before="0" w:after="120" w:line="300" w:lineRule="auto"/>
     </w:pPr>
     <w:rPr>
-      <w:rFonts w:ascii="FangSong_GB2312" w:hAnsi="FangSong_GB2312" w:eastAsia="FangSong_GB2312" w:cs="FangSong_GB2312"/>
+      <w:rFonts w:ascii="Songti SC" w:hAnsi="Songti SC" w:eastAsia="Songti SC" w:cs="Songti SC"/>
       <w:sz w:val="22"/>
     </w:rPr>
   </w:style>
@@ -2384,7 +2721,7 @@
       <w:outlineLvl w:val="0"/>
     </w:pPr>
     <w:rPr>
-      <w:rFonts w:asciiTheme="majorHAnsi" w:eastAsiaTheme="majorEastAsia" w:hAnsiTheme="majorHAnsi" w:cstheme="majorBidi" w:ascii="FangSong_GB2312" w:hAnsi="FangSong_GB2312" w:eastAsia="FangSong_GB2312" w:cs="FangSong_GB2312"/>
+      <w:rFonts w:asciiTheme="majorHAnsi" w:eastAsiaTheme="majorEastAsia" w:hAnsiTheme="majorHAnsi" w:cstheme="majorBidi" w:ascii="Songti SC" w:hAnsi="Songti SC" w:eastAsia="Songti SC" w:cs="Songti SC"/>
       <w:b/>
       <w:bCs/>
       <w:color w:val="2E74B5"/>
@@ -2408,7 +2745,7 @@
       <w:outlineLvl w:val="1"/>
     </w:pPr>
     <w:rPr>
-      <w:rFonts w:asciiTheme="majorHAnsi" w:eastAsiaTheme="majorEastAsia" w:hAnsiTheme="majorHAnsi" w:cstheme="majorBidi" w:ascii="FangSong_GB2312" w:hAnsi="FangSong_GB2312" w:eastAsia="FangSong_GB2312" w:cs="FangSong_GB2312"/>
+      <w:rFonts w:asciiTheme="majorHAnsi" w:eastAsiaTheme="majorEastAsia" w:hAnsiTheme="majorHAnsi" w:cstheme="majorBidi" w:ascii="Songti SC" w:hAnsi="Songti SC" w:eastAsia="Songti SC" w:cs="Songti SC"/>
       <w:b/>
       <w:bCs/>
       <w:color w:val="2E74B5"/>
@@ -2432,7 +2769,7 @@
       <w:outlineLvl w:val="2"/>
     </w:pPr>
     <w:rPr>
-      <w:rFonts w:asciiTheme="majorHAnsi" w:eastAsiaTheme="majorEastAsia" w:hAnsiTheme="majorHAnsi" w:cstheme="majorBidi" w:ascii="FangSong_GB2312" w:hAnsi="FangSong_GB2312" w:eastAsia="FangSong_GB2312" w:cs="FangSong_GB2312"/>
+      <w:rFonts w:asciiTheme="majorHAnsi" w:eastAsiaTheme="majorEastAsia" w:hAnsiTheme="majorHAnsi" w:cstheme="majorBidi" w:ascii="Songti SC" w:hAnsi="Songti SC" w:eastAsia="Songti SC" w:cs="Songti SC"/>
       <w:b/>
       <w:bCs/>
       <w:color w:val="1F4D78"/>
@@ -2676,7 +3013,7 @@
       <w:jc w:val="center"/>
     </w:pPr>
     <w:rPr>
-      <w:rFonts w:asciiTheme="majorHAnsi" w:eastAsiaTheme="majorEastAsia" w:hAnsiTheme="majorHAnsi" w:cstheme="majorBidi" w:ascii="FangSong_GB2312" w:hAnsi="FangSong_GB2312" w:eastAsia="FangSong_GB2312" w:cs="FangSong_GB2312"/>
+      <w:rFonts w:asciiTheme="majorHAnsi" w:eastAsiaTheme="majorEastAsia" w:hAnsiTheme="majorHAnsi" w:cstheme="majorBidi" w:ascii="Songti SC" w:hAnsi="Songti SC" w:eastAsia="Songti SC" w:cs="Songti SC"/>
       <w:b w:val="0"/>
       <w:color w:val="000000"/>
       <w:spacing w:val="5"/>
@@ -2860,7 +3197,7 @@
       <w:contextualSpacing/>
     </w:pPr>
     <w:rPr>
-      <w:rFonts w:ascii="FangSong_GB2312" w:hAnsi="FangSong_GB2312" w:eastAsia="FangSong_GB2312" w:cs="FangSong_GB2312"/>
+      <w:rFonts w:ascii="Songti SC" w:hAnsi="Songti SC" w:eastAsia="Songti SC" w:cs="Songti SC"/>
       <w:sz w:val="22"/>
     </w:rPr>
   </w:style>
@@ -2905,7 +3242,7 @@
       <w:contextualSpacing/>
     </w:pPr>
     <w:rPr>
-      <w:rFonts w:ascii="FangSong_GB2312" w:hAnsi="FangSong_GB2312" w:eastAsia="FangSong_GB2312" w:cs="FangSong_GB2312"/>
+      <w:rFonts w:ascii="Songti SC" w:hAnsi="Songti SC" w:eastAsia="Songti SC" w:cs="Songti SC"/>
       <w:sz w:val="22"/>
     </w:rPr>
   </w:style>
